--- a/_site/jackyman_system.info.docx
+++ b/_site/jackyman_system.info.docx
@@ -23,7 +23,15 @@
         <w:pStyle w:val="Author"/>
       </w:pPr>
       <w:r>
-        <w:t xml:space="preserve">Your Name</w:t>
+        <w:t xml:space="preserve">Jacky Man</w:t>
+      </w:r>
+    </w:p>
+    <w:p>
+      <w:pPr>
+        <w:pStyle w:val="Date"/>
+      </w:pPr>
+      <w:r>
+        <w:t xml:space="preserve">March 21, 2026</w:t>
       </w:r>
     </w:p>
     <w:p>
@@ -438,7 +446,7 @@
         <w:rPr>
           <w:rStyle w:val="VerbatimChar"/>
         </w:rPr>
-        <w:t xml:space="preserve">Available Memory (MB): 2956.22</w:t>
+        <w:t xml:space="preserve">Available Memory (MB): 2680.69</w:t>
       </w:r>
     </w:p>
     <w:sectPr>

--- a/_site/jackyman_system.info.docx
+++ b/_site/jackyman_system.info.docx
@@ -446,7 +446,7 @@
         <w:rPr>
           <w:rStyle w:val="VerbatimChar"/>
         </w:rPr>
-        <w:t xml:space="preserve">Available Memory (MB): 4553.44</w:t>
+        <w:t xml:space="preserve">Available Memory (MB): 4508.09</w:t>
       </w:r>
     </w:p>
     <w:sectPr>

--- a/_site/jackyman_system.info.docx
+++ b/_site/jackyman_system.info.docx
@@ -31,7 +31,7 @@
         <w:pStyle w:val="Date"/>
       </w:pPr>
       <w:r>
-        <w:t xml:space="preserve">March 21, 2026</w:t>
+        <w:t xml:space="preserve">April 4, 2026</w:t>
       </w:r>
     </w:p>
     <w:p>
@@ -401,7 +401,7 @@
         <w:rPr>
           <w:rStyle w:val="VerbatimChar"/>
         </w:rPr>
-        <w:t xml:space="preserve">Operating System: Linux 6.17.0-1009-aws</w:t>
+        <w:t xml:space="preserve">Operating System: Darwin 25.3.0</w:t>
       </w:r>
       <w:r>
         <w:br/>
@@ -410,7 +410,7 @@
         <w:rPr>
           <w:rStyle w:val="VerbatimChar"/>
         </w:rPr>
-        <w:t xml:space="preserve">Python Version: 3.12.3</w:t>
+        <w:t xml:space="preserve">Python Version: 3.13.5</w:t>
       </w:r>
       <w:r>
         <w:br/>
@@ -419,7 +419,7 @@
         <w:rPr>
           <w:rStyle w:val="VerbatimChar"/>
         </w:rPr>
-        <w:t xml:space="preserve">Machine: x86_64</w:t>
+        <w:t xml:space="preserve">Machine: arm64</w:t>
       </w:r>
       <w:r>
         <w:br/>
@@ -428,7 +428,7 @@
         <w:rPr>
           <w:rStyle w:val="VerbatimChar"/>
         </w:rPr>
-        <w:t xml:space="preserve">Processor: x86_64</w:t>
+        <w:t xml:space="preserve">Processor: arm</w:t>
       </w:r>
       <w:r>
         <w:br/>
@@ -437,7 +437,7 @@
         <w:rPr>
           <w:rStyle w:val="VerbatimChar"/>
         </w:rPr>
-        <w:t xml:space="preserve">Total Memory (MB): 7818.18</w:t>
+        <w:t xml:space="preserve">Total Memory (MB): 24576.0</w:t>
       </w:r>
       <w:r>
         <w:br/>
@@ -446,7 +446,7 @@
         <w:rPr>
           <w:rStyle w:val="VerbatimChar"/>
         </w:rPr>
-        <w:t xml:space="preserve">Available Memory (MB): 4508.09</w:t>
+        <w:t xml:space="preserve">Available Memory (MB): 10224.55</w:t>
       </w:r>
     </w:p>
     <w:sectPr>
